--- a/aGraduate/毕业论文.docx
+++ b/aGraduate/毕业论文.docx
@@ -184,6 +184,8 @@
           <w:sz w:val="28"/>
         </w:rPr>
       </w:pPr>
+      <w:bookmarkStart w:id="2" w:name="_GoBack"/>
+      <w:bookmarkEnd w:id="2"/>
     </w:p>
     <w:p>
       <w:pPr>
@@ -328,20 +330,22 @@
               <w:spacing w:line="600" w:lineRule="exact"/>
               <w:jc w:val="center"/>
               <w:rPr>
-                <w:rFonts w:ascii="Times New Roman" w:hAnsi="Times New Roman" w:eastAsia="黑体" w:cs="Times New Roman"/>
+                <w:rFonts w:hint="default" w:ascii="Times New Roman" w:hAnsi="Times New Roman" w:eastAsia="黑体" w:cs="Times New Roman"/>
                 <w:spacing w:val="30"/>
                 <w:kern w:val="10"/>
                 <w:sz w:val="30"/>
-              </w:rPr>
-            </w:pPr>
-            <w:r>
-              <w:rPr>
-                <w:rFonts w:ascii="Times New Roman" w:hAnsi="Times New Roman" w:eastAsia="黑体" w:cs="Times New Roman"/>
+                <w:lang w:val="en-US" w:eastAsia="zh-CN"/>
+              </w:rPr>
+            </w:pPr>
+            <w:r>
+              <w:rPr>
+                <w:rFonts w:hint="eastAsia" w:ascii="Times New Roman" w:hAnsi="Times New Roman" w:eastAsia="黑体" w:cs="Times New Roman"/>
                 <w:spacing w:val="30"/>
                 <w:kern w:val="10"/>
                 <w:sz w:val="30"/>
-              </w:rPr>
-              <w:t>（小3号黑体）</w:t>
+                <w:lang w:val="en-US" w:eastAsia="zh-CN"/>
+              </w:rPr>
+              <w:t>计算机科学与技术学院</w:t>
             </w:r>
           </w:p>
         </w:tc>
@@ -389,20 +393,22 @@
               <w:spacing w:line="600" w:lineRule="exact"/>
               <w:jc w:val="center"/>
               <w:rPr>
-                <w:rFonts w:ascii="Times New Roman" w:hAnsi="Times New Roman" w:eastAsia="黑体" w:cs="Times New Roman"/>
+                <w:rFonts w:hint="eastAsia" w:ascii="Times New Roman" w:hAnsi="Times New Roman" w:eastAsia="黑体" w:cs="Times New Roman"/>
                 <w:spacing w:val="30"/>
                 <w:kern w:val="10"/>
                 <w:sz w:val="30"/>
-              </w:rPr>
-            </w:pPr>
-            <w:r>
-              <w:rPr>
-                <w:rFonts w:ascii="Times New Roman" w:hAnsi="Times New Roman" w:eastAsia="黑体" w:cs="Times New Roman"/>
+                <w:lang w:val="en-US" w:eastAsia="zh-CN"/>
+              </w:rPr>
+            </w:pPr>
+            <w:r>
+              <w:rPr>
+                <w:rFonts w:hint="eastAsia" w:ascii="Times New Roman" w:hAnsi="Times New Roman" w:eastAsia="黑体" w:cs="Times New Roman"/>
                 <w:spacing w:val="30"/>
                 <w:kern w:val="10"/>
                 <w:sz w:val="30"/>
-              </w:rPr>
-              <w:t>（小3号黑体）</w:t>
+                <w:lang w:val="en-US" w:eastAsia="zh-CN"/>
+              </w:rPr>
+              <w:t>计算机科学与技术</w:t>
             </w:r>
           </w:p>
         </w:tc>
@@ -451,20 +457,22 @@
               <w:spacing w:line="600" w:lineRule="exact"/>
               <w:jc w:val="center"/>
               <w:rPr>
-                <w:rFonts w:ascii="Times New Roman" w:hAnsi="Times New Roman" w:eastAsia="黑体" w:cs="Times New Roman"/>
+                <w:rFonts w:hint="eastAsia" w:ascii="Times New Roman" w:hAnsi="Times New Roman" w:eastAsia="黑体" w:cs="Times New Roman"/>
                 <w:spacing w:val="30"/>
                 <w:kern w:val="10"/>
                 <w:sz w:val="30"/>
-              </w:rPr>
-            </w:pPr>
-            <w:r>
-              <w:rPr>
-                <w:rFonts w:ascii="Times New Roman" w:hAnsi="Times New Roman" w:eastAsia="黑体" w:cs="Times New Roman"/>
+                <w:lang w:eastAsia="zh-CN"/>
+              </w:rPr>
+            </w:pPr>
+            <w:r>
+              <w:rPr>
+                <w:rFonts w:hint="eastAsia" w:ascii="Times New Roman" w:hAnsi="Times New Roman" w:eastAsia="黑体" w:cs="Times New Roman"/>
                 <w:spacing w:val="30"/>
                 <w:kern w:val="10"/>
                 <w:sz w:val="30"/>
-              </w:rPr>
-              <w:t>（小3号黑体）</w:t>
+                <w:lang w:val="en-US" w:eastAsia="zh-CN"/>
+              </w:rPr>
+              <w:t>秦洋</w:t>
             </w:r>
           </w:p>
         </w:tc>
@@ -511,22 +519,25 @@
           <w:p>
             <w:pPr>
               <w:spacing w:line="600" w:lineRule="exact"/>
-              <w:rPr>
-                <w:rFonts w:ascii="Times New Roman" w:hAnsi="Times New Roman" w:cs="Times New Roman"/>
+              <w:ind w:firstLine="1080" w:firstLineChars="300"/>
+              <w:rPr>
+                <w:rFonts w:hint="default" w:ascii="Times New Roman" w:hAnsi="Times New Roman" w:cs="Times New Roman" w:eastAsiaTheme="minorEastAsia"/>
                 <w:spacing w:val="30"/>
                 <w:kern w:val="10"/>
                 <w:sz w:val="28"/>
                 <w:szCs w:val="28"/>
-              </w:rPr>
-            </w:pPr>
-            <w:r>
-              <w:rPr>
-                <w:rFonts w:ascii="Times New Roman" w:hAnsi="Times New Roman" w:eastAsia="黑体" w:cs="Times New Roman"/>
+                <w:lang w:val="en-US" w:eastAsia="zh-CN"/>
+              </w:rPr>
+            </w:pPr>
+            <w:r>
+              <w:rPr>
+                <w:rFonts w:hint="eastAsia" w:ascii="Times New Roman" w:hAnsi="Times New Roman" w:eastAsia="黑体" w:cs="Times New Roman"/>
                 <w:spacing w:val="30"/>
                 <w:kern w:val="10"/>
                 <w:sz w:val="30"/>
-              </w:rPr>
-              <w:t>（Times New Roman小3）</w:t>
+                <w:lang w:val="en-US" w:eastAsia="zh-CN"/>
+              </w:rPr>
+              <w:t>5120227635</w:t>
             </w:r>
           </w:p>
         </w:tc>
@@ -576,21 +587,24 @@
           <w:p>
             <w:pPr>
               <w:spacing w:line="600" w:lineRule="exact"/>
-              <w:rPr>
-                <w:rFonts w:ascii="Times New Roman" w:hAnsi="Times New Roman" w:eastAsia="黑体" w:cs="Times New Roman"/>
+              <w:ind w:firstLine="1800" w:firstLineChars="500"/>
+              <w:rPr>
+                <w:rFonts w:hint="eastAsia" w:ascii="Times New Roman" w:hAnsi="Times New Roman" w:eastAsia="黑体" w:cs="Times New Roman"/>
                 <w:spacing w:val="30"/>
                 <w:kern w:val="10"/>
                 <w:sz w:val="30"/>
-              </w:rPr>
-            </w:pPr>
-            <w:r>
-              <w:rPr>
-                <w:rFonts w:ascii="Times New Roman" w:hAnsi="Times New Roman" w:eastAsia="黑体" w:cs="Times New Roman"/>
+                <w:lang w:val="en-US" w:eastAsia="zh-CN"/>
+              </w:rPr>
+            </w:pPr>
+            <w:r>
+              <w:rPr>
+                <w:rFonts w:hint="eastAsia" w:ascii="Times New Roman" w:hAnsi="Times New Roman" w:eastAsia="黑体" w:cs="Times New Roman"/>
                 <w:spacing w:val="30"/>
                 <w:kern w:val="10"/>
                 <w:sz w:val="30"/>
-              </w:rPr>
-              <w:t>（姓名 职称小3号黑体）</w:t>
+                <w:lang w:val="en-US" w:eastAsia="zh-CN"/>
+              </w:rPr>
+              <w:t>李胤贤</w:t>
             </w:r>
           </w:p>
         </w:tc>
@@ -635,7 +649,13 @@
         <w:sectPr>
           <w:headerReference r:id="rId3" w:type="default"/>
           <w:pgSz w:w="11906" w:h="16838"/>
-          <w:pgMar w:top="1440" w:right="1800" w:bottom="1440" w:left="1800" w:header="851" w:footer="992" w:gutter="0"/>
+          <w:pgMar w:top="1701" w:right="1417" w:bottom="1701" w:left="1417" w:header="851" w:footer="992" w:gutter="0"/>
+          <w:pgBorders>
+            <w:top w:val="none" w:sz="0" w:space="0"/>
+            <w:left w:val="none" w:sz="0" w:space="0"/>
+            <w:bottom w:val="none" w:sz="0" w:space="0"/>
+            <w:right w:val="none" w:sz="0" w:space="0"/>
+          </w:pgBorders>
           <w:cols w:space="425" w:num="1"/>
           <w:docGrid w:type="lines" w:linePitch="312" w:charSpace="0"/>
         </w:sectPr>
@@ -1596,6 +1616,12 @@
           <w:footerReference r:id="rId5" w:type="default"/>
           <w:pgSz w:w="11906" w:h="16838"/>
           <w:pgMar w:top="1701" w:right="1417" w:bottom="1701" w:left="1417" w:header="851" w:footer="992" w:gutter="0"/>
+          <w:pgBorders>
+            <w:top w:val="none" w:sz="0" w:space="0"/>
+            <w:left w:val="none" w:sz="0" w:space="0"/>
+            <w:bottom w:val="none" w:sz="0" w:space="0"/>
+            <w:right w:val="none" w:sz="0" w:space="0"/>
+          </w:pgBorders>
           <w:pgNumType w:start="1"/>
           <w:cols w:space="425" w:num="1"/>
           <w:docGrid w:type="lines" w:linePitch="312" w:charSpace="0"/>
@@ -1926,6 +1952,12 @@
           <w:footerReference r:id="rId6" w:type="default"/>
           <w:pgSz w:w="11906" w:h="16838"/>
           <w:pgMar w:top="1701" w:right="1417" w:bottom="1701" w:left="1417" w:header="851" w:footer="992" w:gutter="0"/>
+          <w:pgBorders>
+            <w:top w:val="none" w:sz="0" w:space="0"/>
+            <w:left w:val="none" w:sz="0" w:space="0"/>
+            <w:bottom w:val="none" w:sz="0" w:space="0"/>
+            <w:right w:val="none" w:sz="0" w:space="0"/>
+          </w:pgBorders>
           <w:cols w:space="425" w:num="1"/>
           <w:docGrid w:type="lines" w:linePitch="312" w:charSpace="0"/>
         </w:sectPr>
@@ -10841,17 +10873,7 @@
           <w:b w:val="0"/>
           <w:sz w:val="24"/>
         </w:rPr>
-        <w:t>如果需要展示同一份简历在多次评估中的变化过程，也可在本节末尾或 5.6 节中插入图</w:t>
-      </w:r>
-      <w:bookmarkStart w:id="2" w:name="_GoBack"/>
-      <w:bookmarkEnd w:id="2"/>
-      <w:r>
-        <w:rPr>
-          <w:rFonts w:ascii="Times New Roman" w:hAnsi="Times New Roman" w:eastAsia="宋体"/>
-          <w:b w:val="0"/>
-          <w:sz w:val="24"/>
-        </w:rPr>
-        <w:t>5-5。考虑到个别测试轮次存在明显错误低分记录，图中已剔除异常值，仅展示有效评估结果的变化趋势。</w:t>
+        <w:t>如果需要展示同一份简历在多次评估中的变化过程，也可在本节末尾或 5.6 节中插入图5-5。考虑到个别测试轮次存在明显错误低分记录，图中已剔除异常值，仅展示有效评估结果的变化趋势。</w:t>
       </w:r>
     </w:p>
     <w:p>
@@ -14538,6 +14560,12 @@
     <w:sectPr>
       <w:pgSz w:w="11906" w:h="16838"/>
       <w:pgMar w:top="1701" w:right="1417" w:bottom="1701" w:left="1417" w:header="1134" w:footer="1134" w:gutter="0"/>
+      <w:pgBorders>
+        <w:top w:val="none" w:sz="0" w:space="0"/>
+        <w:left w:val="none" w:sz="0" w:space="0"/>
+        <w:bottom w:val="none" w:sz="0" w:space="0"/>
+        <w:right w:val="none" w:sz="0" w:space="0"/>
+      </w:pgBorders>
       <w:cols w:space="425" w:num="1"/>
       <w:docGrid w:type="lines" w:linePitch="312" w:charSpace="0"/>
     </w:sectPr>
